--- a/downloads/Specific Sample 5 - LeadFed (OPM).docx
+++ b/downloads/Specific Sample 5 - LeadFed (OPM).docx
@@ -95,7 +95,7 @@
         <w:t xml:space="preserve"> </w:t>
       </w:r>
       <w:r>
-        <w:t xml:space="preserve">Services proposals — especially training and HR services — are often weakened by vague outcomes and undifferentiated approaches. This sample is structured to demonstrate measurable outcomes, a specific proprietary methodology, and a clear alignment to OPM’s current policy direction.</w:t>
+        <w:t xml:space="preserve">Services proposals — especially training and HR services — are often weakened by vague outcomes and undifferentiated approaches. This sample is structured to demonstrate measurable outcomes, a specific proprietary set of methods, and a clear alignment to OPM’s current policy direction.</w:t>
       </w:r>
     </w:p>
     <w:p>
@@ -647,7 +647,7 @@
         <w:pStyle w:val="BodyText"/>
       </w:pPr>
       <w:r>
-        <w:t xml:space="preserve">Proprietary data on Sheets 4, 6, 8, and 10 cover the LeadFed Readiness Assessment instrument, the ECQ Coaching Protocol (proprietary methodology), pilot outcomes data from three agencies, and cost structure.</w:t>
+        <w:t xml:space="preserve">Proprietary data on Sheets 4, 6, 8, and 10 cover the LeadFed Readiness Assessment instrument, the ECQ Coaching Protocol (proprietary methods), pilot outcomes data from three agencies, and cost structure.</w:t>
       </w:r>
     </w:p>
     <w:p>
